--- a/Livrables/Suivi de projet/Suivi de projet 5.docx
+++ b/Livrables/Suivi de projet/Suivi de projet 5.docx
@@ -45,7 +45,17 @@
           <w:sz w:val="28"/>
           <w:szCs w:val="28"/>
         </w:rPr>
-        <w:t xml:space="preserve"> – Gimb</w:t>
+        <w:t xml:space="preserve"> – </w:t>
+      </w:r>
+      <w:proofErr w:type="spellStart"/>
+      <w:r>
+        <w:rPr>
+          <w:b/>
+          <w:bCs/>
+          <w:sz w:val="28"/>
+          <w:szCs w:val="28"/>
+        </w:rPr>
+        <w:t>Gimb</w:t>
       </w:r>
       <w:r>
         <w:rPr>
@@ -56,6 +66,7 @@
         </w:rPr>
         <w:t>US</w:t>
       </w:r>
+      <w:proofErr w:type="spellEnd"/>
       <w:r>
         <w:tab/>
       </w:r>
@@ -261,7 +272,16 @@
         <w:t xml:space="preserve"> + Accéléromètre</w:t>
       </w:r>
       <w:r>
-        <w:t>+caméra</w:t>
+        <w:t xml:space="preserve"> </w:t>
+      </w:r>
+      <w:r>
+        <w:t>+</w:t>
+      </w:r>
+      <w:r>
+        <w:t xml:space="preserve"> </w:t>
+      </w:r>
+      <w:r>
+        <w:t>caméra</w:t>
       </w:r>
       <w:r>
         <w:t>)</w:t>
@@ -482,7 +502,15 @@
               <w:spacing w:line="276" w:lineRule="auto"/>
             </w:pPr>
             <w:r>
-              <w:t>Correction des mouvements Yaw avec l’IMU</w:t>
+              <w:t xml:space="preserve">Correction des mouvements </w:t>
+            </w:r>
+            <w:proofErr w:type="spellStart"/>
+            <w:r>
+              <w:t>Yaw</w:t>
+            </w:r>
+            <w:proofErr w:type="spellEnd"/>
+            <w:r>
+              <w:t xml:space="preserve"> avec l’IMU</w:t>
             </w:r>
           </w:p>
           <w:p>
@@ -621,8 +649,13 @@
               <w:spacing w:line="276" w:lineRule="auto"/>
             </w:pPr>
             <w:r>
-              <w:t>Communication Serial RPI5 avec arduino</w:t>
-            </w:r>
+              <w:t xml:space="preserve">Communication Serial RPI5 avec </w:t>
+            </w:r>
+            <w:proofErr w:type="spellStart"/>
+            <w:r>
+              <w:t>arduino</w:t>
+            </w:r>
+            <w:proofErr w:type="spellEnd"/>
             <w:r>
               <w:t xml:space="preserve"> (Hugo)</w:t>
             </w:r>
@@ -637,8 +670,13 @@
               <w:spacing w:line="276" w:lineRule="auto"/>
             </w:pPr>
             <w:r>
-              <w:t>Vérification du fonctionnement de la Picam</w:t>
-            </w:r>
+              <w:t xml:space="preserve">Vérification du fonctionnement de la </w:t>
+            </w:r>
+            <w:proofErr w:type="spellStart"/>
+            <w:r>
+              <w:t>Picam</w:t>
+            </w:r>
+            <w:proofErr w:type="spellEnd"/>
             <w:r>
               <w:t xml:space="preserve"> (Hugo)</w:t>
             </w:r>
@@ -653,8 +691,13 @@
               <w:spacing w:line="276" w:lineRule="auto"/>
             </w:pPr>
             <w:r>
-              <w:t>Tests avec opencv</w:t>
-            </w:r>
+              <w:t xml:space="preserve">Tests avec </w:t>
+            </w:r>
+            <w:proofErr w:type="spellStart"/>
+            <w:r>
+              <w:t>opencv</w:t>
+            </w:r>
+            <w:proofErr w:type="spellEnd"/>
             <w:r>
               <w:t xml:space="preserve"> (Hugo)</w:t>
             </w:r>
@@ -710,7 +753,13 @@
               <w:t xml:space="preserve">au code </w:t>
             </w:r>
             <w:r>
-              <w:t>comprenant les quaternions (Hugo)</w:t>
+              <w:t>comprenant les quaternions (Hugo</w:t>
+            </w:r>
+            <w:r>
+              <w:t>, Rémi, Justin</w:t>
+            </w:r>
+            <w:r>
+              <w:t>)</w:t>
             </w:r>
           </w:p>
           <w:p>
@@ -775,8 +824,13 @@
             <w:r>
               <w:t xml:space="preserve">Intégration des </w:t>
             </w:r>
-            <w:r>
-              <w:t>boards de contrôles et IMU à la poignée (Samuel)</w:t>
+            <w:proofErr w:type="spellStart"/>
+            <w:r>
+              <w:t>boards</w:t>
+            </w:r>
+            <w:proofErr w:type="spellEnd"/>
+            <w:r>
+              <w:t xml:space="preserve"> de contrôles et IMU à la poignée (Samuel)</w:t>
             </w:r>
           </w:p>
           <w:p>
@@ -802,7 +856,26 @@
               <w:spacing w:line="276" w:lineRule="auto"/>
             </w:pPr>
             <w:r>
-              <w:t>Changement de la méthode de calcul des angle (justin)</w:t>
+              <w:t>Changement de la méthode de calcul des angle (</w:t>
+            </w:r>
+            <w:r>
+              <w:t>Justin</w:t>
+            </w:r>
+            <w:r>
+              <w:t>)</w:t>
+            </w:r>
+          </w:p>
+          <w:p>
+            <w:pPr>
+              <w:pStyle w:val="ListParagraph"/>
+              <w:numPr>
+                <w:ilvl w:val="0"/>
+                <w:numId w:val="9"/>
+              </w:numPr>
+              <w:spacing w:line="276" w:lineRule="auto"/>
+            </w:pPr>
+            <w:r>
+              <w:t>Première version du support à écran (Guillaume)</w:t>
             </w:r>
           </w:p>
           <w:p>
@@ -863,78 +936,63 @@
               <w:t>G</w:t>
             </w:r>
             <w:r>
-              <w:rPr>
-                <w:highlight w:val="yellow"/>
-              </w:rPr>
               <w:t xml:space="preserve">uillaume : </w:t>
             </w:r>
             <w:r>
-              <w:rPr>
-                <w:highlight w:val="yellow"/>
-              </w:rPr>
+              <w:t>1</w:t>
+            </w:r>
+            <w:r>
+              <w:t xml:space="preserve">h, </w:t>
+            </w:r>
+            <w:r>
+              <w:t xml:space="preserve">Hugo : </w:t>
+            </w:r>
+            <w:r>
+              <w:t>20</w:t>
+            </w:r>
+            <w:r>
+              <w:t xml:space="preserve">h, </w:t>
+            </w:r>
+            <w:r>
+              <w:t xml:space="preserve">Michaël : </w:t>
+            </w:r>
+            <w:r>
               <w:t>2</w:t>
             </w:r>
             <w:r>
-              <w:rPr>
-                <w:highlight w:val="yellow"/>
-              </w:rPr>
               <w:t xml:space="preserve">h, </w:t>
             </w:r>
             <w:r>
-              <w:t xml:space="preserve">Hugo : </w:t>
-            </w:r>
-            <w:r>
-              <w:t>20</w:t>
-            </w:r>
-            <w:r>
-              <w:t xml:space="preserve">h, Michaël : </w:t>
-            </w:r>
-            <w:r>
-              <w:t>2</w:t>
-            </w:r>
-            <w:r>
-              <w:t xml:space="preserve">h, Rémi : 3h, Justin : </w:t>
+              <w:t xml:space="preserve">Rémi : 3h, Justin : </w:t>
             </w:r>
             <w:r>
               <w:t>3</w:t>
             </w:r>
             <w:r>
-              <w:t xml:space="preserve">h, Samuel: </w:t>
+              <w:t xml:space="preserve">h, </w:t>
+            </w:r>
+            <w:r>
+              <w:t>Samuel</w:t>
+            </w:r>
+            <w:r>
+              <w:t xml:space="preserve">: </w:t>
             </w:r>
             <w:r>
               <w:t>3</w:t>
             </w:r>
             <w:r>
-              <w:t>h</w:t>
-            </w:r>
-            <w:r>
-              <w:rPr>
-                <w:highlight w:val="yellow"/>
-              </w:rPr>
-              <w:t>, Maxence</w:t>
-            </w:r>
-            <w:r>
-              <w:rPr>
-                <w:highlight w:val="yellow"/>
-              </w:rPr>
+              <w:t>h, Maxence</w:t>
+            </w:r>
+            <w:r>
               <w:t> :</w:t>
             </w:r>
             <w:r>
-              <w:rPr>
-                <w:highlight w:val="yellow"/>
-              </w:rPr>
               <w:t xml:space="preserve"> </w:t>
             </w:r>
             <w:r>
-              <w:rPr>
-                <w:highlight w:val="yellow"/>
-              </w:rPr>
-              <w:t>4</w:t>
-            </w:r>
-            <w:r>
-              <w:rPr>
-                <w:highlight w:val="yellow"/>
-              </w:rPr>
+              <w:t>3</w:t>
+            </w:r>
+            <w:r>
               <w:t>h</w:t>
             </w:r>
           </w:p>
@@ -978,8 +1036,13 @@
               <w:t>Emmêlement des fils</w:t>
             </w:r>
             <w:r>
-              <w:t xml:space="preserve"> autour de la gimbal</w:t>
-            </w:r>
+              <w:t xml:space="preserve"> autour de la </w:t>
+            </w:r>
+            <w:proofErr w:type="spellStart"/>
+            <w:r>
+              <w:t>gimbal</w:t>
+            </w:r>
+            <w:proofErr w:type="spellEnd"/>
           </w:p>
           <w:p>
             <w:pPr>
@@ -1019,15 +1082,7 @@
                 <w:bCs/>
                 <w:u w:val="single"/>
               </w:rPr>
-              <w:t>Problèmes rencontrés</w:t>
-            </w:r>
-            <w:r>
-              <w:rPr>
-                <w:b/>
-                <w:bCs/>
-                <w:u w:val="single"/>
-              </w:rPr>
-              <w:t> :</w:t>
+              <w:t>Problèmes rencontrés :</w:t>
             </w:r>
           </w:p>
           <w:p>
@@ -1067,16 +1122,18 @@
                 <w:numId w:val="11"/>
               </w:numPr>
               <w:spacing w:line="276" w:lineRule="auto"/>
-              <w:rPr>
-                <w:highlight w:val="yellow"/>
-              </w:rPr>
             </w:pPr>
             <w:r>
               <w:t xml:space="preserve">Problème </w:t>
             </w:r>
             <w:r>
-              <w:t>au niveau de la rotation Yaw</w:t>
-            </w:r>
+              <w:t xml:space="preserve">au niveau de la rotation </w:t>
+            </w:r>
+            <w:proofErr w:type="spellStart"/>
+            <w:r>
+              <w:t>Yaw</w:t>
+            </w:r>
+            <w:proofErr w:type="spellEnd"/>
             <w:r>
               <w:t xml:space="preserve"> (dépendant uniquement de la lecture d’un gyroscope)</w:t>
             </w:r>
@@ -1089,9 +1146,6 @@
                 <w:numId w:val="11"/>
               </w:numPr>
               <w:spacing w:line="276" w:lineRule="auto"/>
-              <w:rPr>
-                <w:highlight w:val="yellow"/>
-              </w:rPr>
             </w:pPr>
             <w:r>
               <w:t>Fil pas assez long pour la caméra</w:t>
@@ -1174,15 +1228,9 @@
           <w:p>
             <w:pPr>
               <w:spacing w:line="276" w:lineRule="auto"/>
-              <w:rPr>
-                <w:highlight w:val="yellow"/>
-              </w:rPr>
-            </w:pPr>
-            <w:r>
-              <w:rPr>
-                <w:highlight w:val="yellow"/>
-              </w:rPr>
-              <w:t>(sur l’autre page)</w:t>
+            </w:pPr>
+            <w:r>
+              <w:t>(voir ci-dessous)</w:t>
             </w:r>
           </w:p>
         </w:tc>
@@ -1224,7 +1272,15 @@
               </w:rPr>
             </w:pPr>
             <w:r>
-              <w:t>Réaliser une gimbal 3 axes capable de stabiliser une caméra, ainsi que de détecter et d’automatiquement suivre une cible</w:t>
+              <w:t xml:space="preserve">Réaliser une </w:t>
+            </w:r>
+            <w:proofErr w:type="spellStart"/>
+            <w:r>
+              <w:t>gimbal</w:t>
+            </w:r>
+            <w:proofErr w:type="spellEnd"/>
+            <w:r>
+              <w:t xml:space="preserve"> 3 axes capable de stabiliser une caméra, ainsi que de détecter et d’automatiquement suivre une cible</w:t>
             </w:r>
           </w:p>
         </w:tc>
@@ -1234,6 +1290,70 @@
       <w:pPr>
         <w:jc w:val="both"/>
       </w:pPr>
+      <w:r>
+        <w:rPr>
+          <w:noProof/>
+        </w:rPr>
+        <w:drawing>
+          <wp:anchor distT="0" distB="0" distL="114300" distR="114300" simplePos="0" relativeHeight="251658240" behindDoc="0" locked="0" layoutInCell="1" allowOverlap="1" wp14:anchorId="348424D4" wp14:editId="0616EF98">
+            <wp:simplePos x="0" y="0"/>
+            <wp:positionH relativeFrom="margin">
+              <wp:align>center</wp:align>
+            </wp:positionH>
+            <wp:positionV relativeFrom="paragraph">
+              <wp:posOffset>212090</wp:posOffset>
+            </wp:positionV>
+            <wp:extent cx="7239000" cy="2682369"/>
+            <wp:effectExtent l="0" t="0" r="0" b="3810"/>
+            <wp:wrapTopAndBottom/>
+            <wp:docPr id="1679322406" name="Picture 1"/>
+            <wp:cNvGraphicFramePr>
+              <a:graphicFrameLocks xmlns:a="http://schemas.openxmlformats.org/drawingml/2006/main" noChangeAspect="1"/>
+            </wp:cNvGraphicFramePr>
+            <a:graphic xmlns:a="http://schemas.openxmlformats.org/drawingml/2006/main">
+              <a:graphicData uri="http://schemas.openxmlformats.org/drawingml/2006/picture">
+                <pic:pic xmlns:pic="http://schemas.openxmlformats.org/drawingml/2006/picture">
+                  <pic:nvPicPr>
+                    <pic:cNvPr id="0" name="Picture 2"/>
+                    <pic:cNvPicPr>
+                      <a:picLocks noChangeAspect="1" noChangeArrowheads="1"/>
+                    </pic:cNvPicPr>
+                  </pic:nvPicPr>
+                  <pic:blipFill>
+                    <a:blip r:embed="rId9">
+                      <a:extLst>
+                        <a:ext uri="{28A0092B-C50C-407E-A947-70E740481C1C}">
+                          <a14:useLocalDpi xmlns:a14="http://schemas.microsoft.com/office/drawing/2010/main" val="0"/>
+                        </a:ext>
+                      </a:extLst>
+                    </a:blip>
+                    <a:srcRect/>
+                    <a:stretch>
+                      <a:fillRect/>
+                    </a:stretch>
+                  </pic:blipFill>
+                  <pic:spPr bwMode="auto">
+                    <a:xfrm>
+                      <a:off x="0" y="0"/>
+                      <a:ext cx="7239000" cy="2682369"/>
+                    </a:xfrm>
+                    <a:prstGeom prst="rect">
+                      <a:avLst/>
+                    </a:prstGeom>
+                    <a:noFill/>
+                  </pic:spPr>
+                </pic:pic>
+              </a:graphicData>
+            </a:graphic>
+            <wp14:sizeRelH relativeFrom="page">
+              <wp14:pctWidth>0</wp14:pctWidth>
+            </wp14:sizeRelH>
+            <wp14:sizeRelV relativeFrom="page">
+              <wp14:pctHeight>0</wp14:pctHeight>
+            </wp14:sizeRelV>
+          </wp:anchor>
+        </w:drawing>
+      </w:r>
     </w:p>
     <w:sectPr>
       <w:pgSz w:w="12240" w:h="15840"/>
